--- a/companies/ashcombe-advisory/People/2020.08.21 - Onboarding - Kimberly Le.docx
+++ b/companies/ashcombe-advisory/People/2020.08.21 - Onboarding - Kimberly Le.docx
@@ -3,23 +3,47 @@
 <w:document xmlns:wpc="http://schemas.microsoft.com/office/word/2010/wordprocessingCanvas" xmlns:mo="http://schemas.microsoft.com/office/mac/office/2008/main" xmlns:mc="http://schemas.openxmlformats.org/markup-compatibility/2006" xmlns:mv="urn:schemas-microsoft-com:mac:vml" xmlns:o="urn:schemas-microsoft-com:office:office" xmlns:r="http://schemas.openxmlformats.org/officeDocument/2006/relationships" xmlns:m="http://schemas.openxmlformats.org/officeDocument/2006/math" xmlns:v="urn:schemas-microsoft-com:vml" xmlns:wp14="http://schemas.microsoft.com/office/word/2010/wordprocessingDrawing" xmlns:wp="http://schemas.openxmlformats.org/drawingml/2006/wordprocessingDrawing" xmlns:w10="urn:schemas-microsoft-com:office:word" xmlns:w="http://schemas.openxmlformats.org/wordprocessingml/2006/main" xmlns:w14="http://schemas.microsoft.com/office/word/2010/wordml" xmlns:wpg="http://schemas.microsoft.com/office/word/2010/wordprocessingGroup" xmlns:wpi="http://schemas.microsoft.com/office/word/2010/wordprocessingInk" xmlns:wne="http://schemas.microsoft.com/office/word/2006/wordml" xmlns:wps="http://schemas.microsoft.com/office/word/2010/wordprocessingShape" mc:Ignorable="w14 wp14">
   <w:body>
     <w:p>
+      <w:pPr>
+        <w:pStyle w:val="Heading1"/>
+      </w:pPr>
       <w:r>
-        <w:t>It is a pleasure to welcome Kimberly Le to Ashcombe Advisory Partners. She joins the advisory bench as a Communications Analyst, and those of us who have already traded a note with her can tell the firm has hired well. Kimberly reads a crowded news cycle quickly and writes it up even faster, which is exactly the instinct the work asks for, and she does it without losing the thread that matters most to a client.</w:t>
+        <w:t>Onboarding Record: Kimberly Le</w:t>
       </w:r>
     </w:p>
     <w:p>
       <w:r>
-        <w:t>Her job is to keep watch on the media landscape for our clients and to turn what she sees into a few lines an advisor can act on. Day to day that means drafting talking points and short reads on how a story is moving, and sitting close to the advisors on live engagements so she learns the accounts as she covers them. The seat sits near the front of every engagement, since the first thing an advisor wants in the morning is an honest read of where a client's story stands. She reports to Michael Morris, our Partner, who will set her assignments and be her first point of call while she settles in.</w:t>
+        <w:t>Kimberly Le joined Ashcombe Advisory Partners last week as a Communications Analyst in the Advisory group, and we are very glad to have her with us. She brings a close interest in how stories travel online, which is an increasing part of what our clients ask us to watch on their behalf. This record, prepared by Julie Hill, notes the role she has taken up, where it sits within the practice, and the arrangements we have agreed for her first weeks.</w:t>
+      </w:r>
+    </w:p>
+    <w:p>
+      <w:pPr>
+        <w:pStyle w:val="Heading2"/>
+      </w:pPr>
+      <w:r>
+        <w:t>The role and where it sits</w:t>
       </w:r>
     </w:p>
     <w:p>
       <w:r>
-        <w:t>The first weeks are meant for finding her feet rather than carrying a full book. We would like her to shadow a few active engagements, follow the standing status threads, and get a feel for the house preference for a clean, short read before she takes on work of her own. Our operations team will set her up on the mailbox and the shared files in the first day or two, so nothing practical stands in her way. If anything is unclear in those early days, the right instinct here is to ask rather than guess, and no one will mind the question.</w:t>
+        <w:t>Kimberly's work centers on monitoring press, online, and social coverage for the companies we advise, and on the short briefing notes our advisors read on the way into a client call. She reports to Michael Morris, Partner, who runs the advisory bench day to day and will decide which client relationships she supports first. Because those notes often reach an advisor minutes before a conversation begins, we value an accurate source and a clear summary well above speed or volume of commentary.</w:t>
+      </w:r>
+    </w:p>
+    <w:p>
+      <w:pPr>
+        <w:pStyle w:val="Heading2"/>
+      </w:pPr>
+      <w:r>
+        <w:t>The first weeks</w:t>
       </w:r>
     </w:p>
     <w:p>
       <w:r>
-        <w:t>Julie Hill will sit down with Kimberly in her first week to walk through the accounts she will help cover and to answer whatever the first days have raised. In the meantime, please make her welcome when you pass her desk, and point her toward anything she needs to get started. We are glad she chose us, and we want her first weeks here to feel like a place she can do her best work.</w:t>
+        <w:t>Her laptop, firm email account, and remote access are in place, and the operations team is taking her through the shared drive, our filing conventions, and the practice of keeping each engagement's correspondence within its own thread. For the present she will work beside the advisor on each relationship she joins, learning how that client's coverage is followed before she takes the monitoring on herself. Client coverage and draft materials are confidential, and she will discuss them only with colleagues working on the relationship concerned.</w:t>
+      </w:r>
+    </w:p>
+    <w:p>
+      <w:r>
+        <w:t>We would ask Kimberly to raise a story with the responsible advisor as soon as she sees it begin to move, even where she is not yet certain it will matter, and to keep her notes internal until an advisor has reviewed them. Her first scheduled step is a review with Michael Morris of the monitoring she has set up so far, at which the two of them will agree the relationships she will cover next.</w:t>
       </w:r>
     </w:p>
     <w:sectPr>
